--- a/profile/cv_en.docx
+++ b/profile/cv_en.docx
@@ -59,77 +59,7 @@
           <w:i w:val="0"/>
           <w:sz w:val="22"/>
         </w:rPr>
-        <w:t>EDUCATION</w:t>
-      </w:r>
-    </w:p>
-    <w:p>
-      <w:pPr>
-        <w:tabs>
-          <w:tab w:val="right" w:pos="11030"/>
-        </w:tabs>
-        <w:spacing w:before="80" w:after="0" w:line="240" w:lineRule="exact"/>
-      </w:pPr>
-      <w:r>
-        <w:rPr>
-          <w:rFonts w:ascii="Calibri" w:hAnsi="Calibri"/>
-          <w:b/>
-          <w:i w:val="0"/>
-          <w:sz w:val="22"/>
-        </w:rPr>
-        <w:t>University of Guayaquil</w:t>
-      </w:r>
-      <w:r>
-        <w:rPr>
-          <w:rFonts w:ascii="Calibri" w:hAnsi="Calibri"/>
-          <w:b w:val="0"/>
-          <w:i w:val="0"/>
-          <w:sz w:val="22"/>
-        </w:rPr>
-        <w:tab/>
-      </w:r>
-      <w:r>
-        <w:rPr>
-          <w:rFonts w:ascii="Calibri" w:hAnsi="Calibri"/>
-          <w:b w:val="0"/>
-          <w:i w:val="0"/>
-          <w:sz w:val="22"/>
-        </w:rPr>
-        <w:t>Guayaquil, Ecuador</w:t>
-      </w:r>
-    </w:p>
-    <w:p>
-      <w:pPr>
-        <w:tabs>
-          <w:tab w:val="right" w:pos="11030"/>
-        </w:tabs>
-        <w:spacing w:before="0" w:after="0" w:line="240" w:lineRule="exact"/>
-      </w:pPr>
-      <w:r>
-        <w:rPr>
-          <w:rFonts w:ascii="Calibri" w:hAnsi="Calibri"/>
-          <w:b w:val="0"/>
-          <w:i/>
-          <w:sz w:val="22"/>
-        </w:rPr>
-        <w:t>B.Sc. Software Engineering — 9th semester (of 10)</w:t>
-      </w:r>
-      <w:r>
-        <w:rPr>
-          <w:rFonts w:ascii="Calibri" w:hAnsi="Calibri"/>
-          <w:b w:val="0"/>
-          <w:i w:val="0"/>
-          <w:sz w:val="22"/>
-        </w:rPr>
-        <w:tab/>
-      </w:r>
-      <w:r>
-        <w:rPr>
-          <w:rFonts w:ascii="Calibri" w:hAnsi="Calibri"/>
-          <w:b w:val="0"/>
-          <w:i w:val="0"/>
-          <w:sz w:val="22"/>
-        </w:rPr>
-        <w:t>2021 – present</w:t>
+        <w:t>PROFILE</w:t>
       </w:r>
     </w:p>
     <w:p>
@@ -143,147 +73,7 @@
           <w:i w:val="0"/>
           <w:sz w:val="22"/>
         </w:rPr>
-        <w:t>GPA: 8.98 / 10  (grading system: 0–10, minimum passing grade: 7)</w:t>
-      </w:r>
-    </w:p>
-    <w:p>
-      <w:pPr>
-        <w:tabs>
-          <w:tab w:val="right" w:pos="11030"/>
-        </w:tabs>
-        <w:spacing w:before="80" w:after="0" w:line="240" w:lineRule="exact"/>
-      </w:pPr>
-      <w:r>
-        <w:rPr>
-          <w:rFonts w:ascii="Calibri" w:hAnsi="Calibri"/>
-          <w:b/>
-          <w:i w:val="0"/>
-          <w:sz w:val="22"/>
-        </w:rPr>
-        <w:t>Google / Coursera</w:t>
-      </w:r>
-      <w:r>
-        <w:rPr>
-          <w:rFonts w:ascii="Calibri" w:hAnsi="Calibri"/>
-          <w:b w:val="0"/>
-          <w:i w:val="0"/>
-          <w:sz w:val="22"/>
-        </w:rPr>
-        <w:tab/>
-      </w:r>
-      <w:r>
-        <w:rPr>
-          <w:rFonts w:ascii="Calibri" w:hAnsi="Calibri"/>
-          <w:b w:val="0"/>
-          <w:i w:val="0"/>
-          <w:sz w:val="22"/>
-        </w:rPr>
-        <w:t>Online</w:t>
-      </w:r>
-    </w:p>
-    <w:p>
-      <w:pPr>
-        <w:tabs>
-          <w:tab w:val="right" w:pos="11030"/>
-        </w:tabs>
-        <w:spacing w:before="0" w:after="0" w:line="240" w:lineRule="exact"/>
-      </w:pPr>
-      <w:r>
-        <w:rPr>
-          <w:rFonts w:ascii="Calibri" w:hAnsi="Calibri"/>
-          <w:b w:val="0"/>
-          <w:i/>
-          <w:sz w:val="22"/>
-        </w:rPr>
-        <w:t>Professional Certificate in Cybersecurity</w:t>
-      </w:r>
-      <w:r>
-        <w:rPr>
-          <w:rFonts w:ascii="Calibri" w:hAnsi="Calibri"/>
-          <w:b w:val="0"/>
-          <w:i w:val="0"/>
-          <w:sz w:val="22"/>
-        </w:rPr>
-        <w:tab/>
-      </w:r>
-      <w:r>
-        <w:rPr>
-          <w:rFonts w:ascii="Calibri" w:hAnsi="Calibri"/>
-          <w:b w:val="0"/>
-          <w:i w:val="0"/>
-          <w:sz w:val="22"/>
-        </w:rPr>
-        <w:t>2025</w:t>
-      </w:r>
-    </w:p>
-    <w:p>
-      <w:pPr>
-        <w:tabs>
-          <w:tab w:val="right" w:pos="11030"/>
-        </w:tabs>
-        <w:spacing w:before="80" w:after="0" w:line="240" w:lineRule="exact"/>
-      </w:pPr>
-      <w:r>
-        <w:rPr>
-          <w:rFonts w:ascii="Calibri" w:hAnsi="Calibri"/>
-          <w:b/>
-          <w:i w:val="0"/>
-          <w:sz w:val="22"/>
-        </w:rPr>
-        <w:t>Google / Coursera</w:t>
-      </w:r>
-      <w:r>
-        <w:rPr>
-          <w:rFonts w:ascii="Calibri" w:hAnsi="Calibri"/>
-          <w:b w:val="0"/>
-          <w:i w:val="0"/>
-          <w:sz w:val="22"/>
-        </w:rPr>
-        <w:tab/>
-      </w:r>
-      <w:r>
-        <w:rPr>
-          <w:rFonts w:ascii="Calibri" w:hAnsi="Calibri"/>
-          <w:b w:val="0"/>
-          <w:i w:val="0"/>
-          <w:sz w:val="22"/>
-        </w:rPr>
-        <w:t>Online</w:t>
-      </w:r>
-    </w:p>
-    <w:p>
-      <w:pPr>
-        <w:tabs>
-          <w:tab w:val="right" w:pos="11030"/>
-        </w:tabs>
-        <w:spacing w:before="0" w:after="0" w:line="240" w:lineRule="exact"/>
-      </w:pPr>
-      <w:r>
-        <w:rPr>
-          <w:rFonts w:ascii="Calibri" w:hAnsi="Calibri"/>
-          <w:b w:val="0"/>
-          <w:i/>
-          <w:sz w:val="22"/>
-        </w:rPr>
-        <w:t>Professional Certificate in UX Design</w:t>
-      </w:r>
-      <w:r>
-        <w:rPr>
-          <w:rFonts w:ascii="Calibri" w:hAnsi="Calibri"/>
-          <w:b w:val="0"/>
-          <w:i w:val="0"/>
-          <w:sz w:val="22"/>
-        </w:rPr>
-        <w:tab/>
-      </w:r>
-      <w:r>
-        <w:rPr>
-          <w:rFonts w:ascii="Calibri" w:hAnsi="Calibri"/>
-          <w:b w:val="0"/>
-          <w:i w:val="0"/>
-          <w:sz w:val="22"/>
-        </w:rPr>
-        <w:t>2025 – in progress</w:t>
+        <w:t>Fullstack developer with systems running in production for real clients in Ecuador (clinical management, SRI e-invoicing, multi-branch inventory). Focused on Django/DRF and React/Next.js, with complementary training in cybersecurity.</w:t>
       </w:r>
     </w:p>
     <w:p>
@@ -371,7 +161,7 @@
           <w:i w:val="0"/>
           <w:sz w:val="22"/>
         </w:rPr>
-        <w:t>2024 – present</w:t>
+        <w:t>Feb 2026 – present</w:t>
       </w:r>
     </w:p>
     <w:p>
@@ -505,7 +295,7 @@
           <w:i w:val="0"/>
           <w:sz w:val="22"/>
         </w:rPr>
-        <w:t>2023 – present</w:t>
+        <w:t>Jul 2025 – present</w:t>
       </w:r>
     </w:p>
     <w:p>
@@ -639,7 +429,7 @@
           <w:i w:val="0"/>
           <w:sz w:val="22"/>
         </w:rPr>
-        <w:t>2025  (6 months)</w:t>
+        <w:t>Feb 2026 – Jul 2026</w:t>
       </w:r>
     </w:p>
     <w:p>
@@ -672,6 +462,318 @@
           <w:sz w:val="22"/>
         </w:rPr>
         <w:t>Automated internal registration and report-generation workflows using Python scripts.</w:t>
+      </w:r>
+    </w:p>
+    <w:p>
+      <w:pPr>
+        <w:spacing w:before="160" w:after="40" w:line="240" w:lineRule="exact"/>
+        <w:jc w:val="center"/>
+        <w:pBdr>
+          <w:bottom w:val="single" w:sz="4" w:space="1" w:color="000000"/>
+        </w:pBdr>
+      </w:pPr>
+      <w:r>
+        <w:rPr>
+          <w:rFonts w:ascii="Calibri" w:hAnsi="Calibri"/>
+          <w:b/>
+          <w:i w:val="0"/>
+          <w:sz w:val="22"/>
+        </w:rPr>
+        <w:t>EDUCATION</w:t>
+      </w:r>
+    </w:p>
+    <w:p>
+      <w:pPr>
+        <w:tabs>
+          <w:tab w:val="right" w:pos="11030"/>
+        </w:tabs>
+        <w:spacing w:before="80" w:after="0" w:line="240" w:lineRule="exact"/>
+      </w:pPr>
+      <w:r>
+        <w:rPr>
+          <w:rFonts w:ascii="Calibri" w:hAnsi="Calibri"/>
+          <w:b/>
+          <w:i w:val="0"/>
+          <w:sz w:val="22"/>
+        </w:rPr>
+        <w:t>University of Guayaquil</w:t>
+      </w:r>
+      <w:r>
+        <w:rPr>
+          <w:rFonts w:ascii="Calibri" w:hAnsi="Calibri"/>
+          <w:b w:val="0"/>
+          <w:i w:val="0"/>
+          <w:sz w:val="22"/>
+        </w:rPr>
+        <w:tab/>
+      </w:r>
+      <w:r>
+        <w:rPr>
+          <w:rFonts w:ascii="Calibri" w:hAnsi="Calibri"/>
+          <w:b w:val="0"/>
+          <w:i w:val="0"/>
+          <w:sz w:val="22"/>
+        </w:rPr>
+        <w:t>Guayaquil, Ecuador</w:t>
+      </w:r>
+    </w:p>
+    <w:p>
+      <w:pPr>
+        <w:tabs>
+          <w:tab w:val="right" w:pos="11030"/>
+        </w:tabs>
+        <w:spacing w:before="0" w:after="0" w:line="240" w:lineRule="exact"/>
+      </w:pPr>
+      <w:r>
+        <w:rPr>
+          <w:rFonts w:ascii="Calibri" w:hAnsi="Calibri"/>
+          <w:b w:val="0"/>
+          <w:i/>
+          <w:sz w:val="22"/>
+        </w:rPr>
+        <w:t>B.Sc. Software Engineering — 9th semester (of 10)</w:t>
+      </w:r>
+      <w:r>
+        <w:rPr>
+          <w:rFonts w:ascii="Calibri" w:hAnsi="Calibri"/>
+          <w:b w:val="0"/>
+          <w:i w:val="0"/>
+          <w:sz w:val="22"/>
+        </w:rPr>
+        <w:tab/>
+      </w:r>
+      <w:r>
+        <w:rPr>
+          <w:rFonts w:ascii="Calibri" w:hAnsi="Calibri"/>
+          <w:b w:val="0"/>
+          <w:i w:val="0"/>
+          <w:sz w:val="22"/>
+        </w:rPr>
+        <w:t>2021 – present</w:t>
+      </w:r>
+    </w:p>
+    <w:p>
+      <w:pPr>
+        <w:spacing w:before="0" w:after="0" w:line="240" w:lineRule="exact"/>
+      </w:pPr>
+      <w:r>
+        <w:rPr>
+          <w:rFonts w:ascii="Calibri" w:hAnsi="Calibri"/>
+          <w:b w:val="0"/>
+          <w:i w:val="0"/>
+          <w:sz w:val="22"/>
+        </w:rPr>
+        <w:t>GPA: 9.01 / 10  (grading system: 0–10, minimum passing grade: 7)</w:t>
+      </w:r>
+    </w:p>
+    <w:p>
+      <w:pPr>
+        <w:tabs>
+          <w:tab w:val="right" w:pos="11030"/>
+        </w:tabs>
+        <w:spacing w:before="80" w:after="0" w:line="240" w:lineRule="exact"/>
+      </w:pPr>
+      <w:r>
+        <w:rPr>
+          <w:rFonts w:ascii="Calibri" w:hAnsi="Calibri"/>
+          <w:b/>
+          <w:i w:val="0"/>
+          <w:sz w:val="22"/>
+        </w:rPr>
+        <w:t>Google / Coursera</w:t>
+      </w:r>
+      <w:r>
+        <w:rPr>
+          <w:rFonts w:ascii="Calibri" w:hAnsi="Calibri"/>
+          <w:b w:val="0"/>
+          <w:i w:val="0"/>
+          <w:sz w:val="22"/>
+        </w:rPr>
+        <w:tab/>
+      </w:r>
+      <w:r>
+        <w:rPr>
+          <w:rFonts w:ascii="Calibri" w:hAnsi="Calibri"/>
+          <w:b w:val="0"/>
+          <w:i w:val="0"/>
+          <w:sz w:val="22"/>
+        </w:rPr>
+        <w:t>Online</w:t>
+      </w:r>
+    </w:p>
+    <w:p>
+      <w:pPr>
+        <w:tabs>
+          <w:tab w:val="right" w:pos="11030"/>
+        </w:tabs>
+        <w:spacing w:before="0" w:after="0" w:line="240" w:lineRule="exact"/>
+      </w:pPr>
+      <w:r>
+        <w:rPr>
+          <w:rFonts w:ascii="Calibri" w:hAnsi="Calibri"/>
+          <w:b w:val="0"/>
+          <w:i/>
+          <w:sz w:val="22"/>
+        </w:rPr>
+        <w:t>Professional Certificate in Cybersecurity</w:t>
+      </w:r>
+      <w:r>
+        <w:rPr>
+          <w:rFonts w:ascii="Calibri" w:hAnsi="Calibri"/>
+          <w:b w:val="0"/>
+          <w:i w:val="0"/>
+          <w:sz w:val="22"/>
+        </w:rPr>
+        <w:tab/>
+      </w:r>
+      <w:r>
+        <w:rPr>
+          <w:rFonts w:ascii="Calibri" w:hAnsi="Calibri"/>
+          <w:b w:val="0"/>
+          <w:i w:val="0"/>
+          <w:sz w:val="22"/>
+        </w:rPr>
+        <w:t>2026 – in progress</w:t>
+      </w:r>
+    </w:p>
+    <w:p>
+      <w:pPr>
+        <w:tabs>
+          <w:tab w:val="right" w:pos="11030"/>
+        </w:tabs>
+        <w:spacing w:before="80" w:after="0" w:line="240" w:lineRule="exact"/>
+      </w:pPr>
+      <w:r>
+        <w:rPr>
+          <w:rFonts w:ascii="Calibri" w:hAnsi="Calibri"/>
+          <w:b/>
+          <w:i w:val="0"/>
+          <w:sz w:val="22"/>
+        </w:rPr>
+        <w:t>Google / Coursera</w:t>
+      </w:r>
+      <w:r>
+        <w:rPr>
+          <w:rFonts w:ascii="Calibri" w:hAnsi="Calibri"/>
+          <w:b w:val="0"/>
+          <w:i w:val="0"/>
+          <w:sz w:val="22"/>
+        </w:rPr>
+        <w:tab/>
+      </w:r>
+      <w:r>
+        <w:rPr>
+          <w:rFonts w:ascii="Calibri" w:hAnsi="Calibri"/>
+          <w:b w:val="0"/>
+          <w:i w:val="0"/>
+          <w:sz w:val="22"/>
+        </w:rPr>
+        <w:t>Online</w:t>
+      </w:r>
+    </w:p>
+    <w:p>
+      <w:pPr>
+        <w:tabs>
+          <w:tab w:val="right" w:pos="11030"/>
+        </w:tabs>
+        <w:spacing w:before="0" w:after="0" w:line="240" w:lineRule="exact"/>
+      </w:pPr>
+      <w:r>
+        <w:rPr>
+          <w:rFonts w:ascii="Calibri" w:hAnsi="Calibri"/>
+          <w:b w:val="0"/>
+          <w:i/>
+          <w:sz w:val="22"/>
+        </w:rPr>
+        <w:t>Professional Certificate in UX Design</w:t>
+      </w:r>
+      <w:r>
+        <w:rPr>
+          <w:rFonts w:ascii="Calibri" w:hAnsi="Calibri"/>
+          <w:b w:val="0"/>
+          <w:i w:val="0"/>
+          <w:sz w:val="22"/>
+        </w:rPr>
+        <w:tab/>
+      </w:r>
+      <w:r>
+        <w:rPr>
+          <w:rFonts w:ascii="Calibri" w:hAnsi="Calibri"/>
+          <w:b w:val="0"/>
+          <w:i w:val="0"/>
+          <w:sz w:val="22"/>
+        </w:rPr>
+        <w:t>2026 – in progress</w:t>
+      </w:r>
+    </w:p>
+    <w:p>
+      <w:pPr>
+        <w:tabs>
+          <w:tab w:val="right" w:pos="11030"/>
+        </w:tabs>
+        <w:spacing w:before="80" w:after="0" w:line="240" w:lineRule="exact"/>
+      </w:pPr>
+      <w:r>
+        <w:rPr>
+          <w:rFonts w:ascii="Calibri" w:hAnsi="Calibri"/>
+          <w:b/>
+          <w:i w:val="0"/>
+          <w:sz w:val="22"/>
+        </w:rPr>
+        <w:t>Hacker Mentor Cybersecurity Academy</w:t>
+      </w:r>
+      <w:r>
+        <w:rPr>
+          <w:rFonts w:ascii="Calibri" w:hAnsi="Calibri"/>
+          <w:b w:val="0"/>
+          <w:i w:val="0"/>
+          <w:sz w:val="22"/>
+        </w:rPr>
+        <w:tab/>
+      </w:r>
+      <w:r>
+        <w:rPr>
+          <w:rFonts w:ascii="Calibri" w:hAnsi="Calibri"/>
+          <w:b w:val="0"/>
+          <w:i w:val="0"/>
+          <w:sz w:val="22"/>
+        </w:rPr>
+        <w:t>Online</w:t>
+      </w:r>
+    </w:p>
+    <w:p>
+      <w:pPr>
+        <w:tabs>
+          <w:tab w:val="right" w:pos="11030"/>
+        </w:tabs>
+        <w:spacing w:before="0" w:after="0" w:line="240" w:lineRule="exact"/>
+      </w:pPr>
+      <w:r>
+        <w:rPr>
+          <w:rFonts w:ascii="Calibri" w:hAnsi="Calibri"/>
+          <w:b w:val="0"/>
+          <w:i/>
+          <w:sz w:val="22"/>
+        </w:rPr>
+        <w:t>Ethical Hacking — Red Team course (8 hours)</w:t>
+      </w:r>
+      <w:r>
+        <w:rPr>
+          <w:rFonts w:ascii="Calibri" w:hAnsi="Calibri"/>
+          <w:b w:val="0"/>
+          <w:i w:val="0"/>
+          <w:sz w:val="22"/>
+        </w:rPr>
+        <w:tab/>
+      </w:r>
+      <w:r>
+        <w:rPr>
+          <w:rFonts w:ascii="Calibri" w:hAnsi="Calibri"/>
+          <w:b w:val="0"/>
+          <w:i w:val="0"/>
+          <w:sz w:val="22"/>
+        </w:rPr>
+        <w:t>2023</w:t>
       </w:r>
     </w:p>
     <w:p>
@@ -945,7 +1047,7 @@
           <w:i/>
           <w:sz w:val="22"/>
         </w:rPr>
-        <w:t>AI-powered automated job application pipeline</w:t>
+        <w:t>Job posting aggregation and matching pipeline with LLMs</w:t>
       </w:r>
       <w:r>
         <w:rPr>
@@ -979,7 +1081,7 @@
           <w:i w:val="0"/>
           <w:sz w:val="22"/>
         </w:rPr>
-        <w:t>Automated scraping of 7 job boards, offer matching against candidate profile, and personalized cover letter generation with LLMs.</w:t>
+        <w:t>Built aggregation of 7 heterogeneous sources (JSON APIs, RSS, and HTML) normalized into a common schema, with headless Playwright for JS-rendered ones.</w:t>
       </w:r>
     </w:p>
     <w:p>
@@ -995,7 +1097,7 @@
           <w:i w:val="0"/>
           <w:sz w:val="22"/>
         </w:rPr>
-        <w:t>Implemented headless ATS auto-apply (Workable, Greenhouse, GetOnBrd) using Playwright.</w:t>
+        <w:t>Implemented semantic matching against the candidate profile and LLM text generation; reordering the prompt for prefix caching cut input tokens by ~80%.</w:t>
       </w:r>
     </w:p>
     <w:p>
@@ -1151,7 +1253,7 @@
           <w:i w:val="0"/>
           <w:sz w:val="22"/>
         </w:rPr>
-        <w:t>Kali Linux (active learning), Nmap, Wireshark</w:t>
+        <w:t>Kali Linux, Nmap, Wireshark, ethical hacking fundamentals</w:t>
       </w:r>
     </w:p>
     <w:p>

--- a/profile/cv_en.docx
+++ b/profile/cv_en.docx
@@ -73,7 +73,7 @@
           <w:i w:val="0"/>
           <w:sz w:val="22"/>
         </w:rPr>
-        <w:t>Fullstack developer with systems running in production for real clients in Ecuador (clinical management, SRI e-invoicing, multi-branch inventory). Focused on Django/DRF and React/Next.js, with complementary training in cybersecurity.</w:t>
+        <w:t>Fullstack developer with systems running in production for real clients in Ecuador (clinical management, order platform, multi-branch inventory). Focused on Django/DRF and React/Next.js, with automated testing and CI/CD, and complementary training in cybersecurity.</w:t>
       </w:r>
     </w:p>
     <w:p>
@@ -209,7 +209,7 @@
           <w:i w:val="0"/>
           <w:sz w:val="22"/>
         </w:rPr>
-        <w:t>Developed mobile app with Flutter + Riverpod with real-time sync via Firebase.</w:t>
+        <w:t>Developed mobile app with Flutter + Riverpod consuming the REST API with dio, with secure session storage.</w:t>
       </w:r>
     </w:p>
     <w:p>
@@ -225,7 +225,7 @@
           <w:i w:val="0"/>
           <w:sz w:val="22"/>
         </w:rPr>
-        <w:t>Designed multitenancy architecture with per-tenant data isolation and monthly subscription billing.</w:t>
+        <w:t>Designed queryset-level multitenancy: a for_tenant() manager on an abstract base model that enforces data isolation before the ViewSet is reached.</w:t>
       </w:r>
     </w:p>
     <w:p>
@@ -311,7 +311,7 @@
           <w:i w:val="0"/>
           <w:sz w:val="22"/>
         </w:rPr>
-        <w:t>Built Tia Glenda clinical management system (React + MUI + Python + PostgreSQL, 190+ components) — in production.</w:t>
+        <w:t>Built Tia Glenda clinical management system (React + MUI + Flask + PostgreSQL, ~130 components) in production, with 3-role RBAC and 23 test suites.</w:t>
       </w:r>
     </w:p>
     <w:p>
@@ -327,7 +327,23 @@
           <w:i w:val="0"/>
           <w:sz w:val="22"/>
         </w:rPr>
-        <w:t>Developed an e-invoicing system integrated with Ecuador's SRI tax authority, running in production at novamicktools.com.</w:t>
+        <w:t>Built an order management platform with FastAPI + SQLAlchemy + Alembic, running in production at novamicktools.com.</w:t>
+      </w:r>
+    </w:p>
+    <w:p>
+      <w:pPr>
+        <w:pStyle w:val="ListBullet"/>
+        <w:spacing w:before="0" w:after="0" w:line="240" w:lineRule="exact"/>
+        <w:ind w:left="288" w:hanging="216"/>
+      </w:pPr>
+      <w:r>
+        <w:rPr>
+          <w:rFonts w:ascii="Calibri" w:hAnsi="Calibri"/>
+          <w:b w:val="0"/>
+          <w:i w:val="0"/>
+          <w:sz w:val="22"/>
+        </w:rPr>
+        <w:t>Implemented the integration with Ecuador's SRI tax authority for an e-commerce: XML generation, 49-digit access key, and SOAP envelopes sent to the reception and authorization endpoints (test environment).</w:t>
       </w:r>
     </w:p>
     <w:p>
@@ -808,6 +824,124 @@
           <w:i w:val="0"/>
           <w:sz w:val="22"/>
         </w:rPr>
+        <w:t>RestoVentas</w:t>
+      </w:r>
+      <w:r>
+        <w:rPr>
+          <w:rFonts w:ascii="Calibri" w:hAnsi="Calibri"/>
+          <w:b w:val="0"/>
+          <w:i w:val="0"/>
+          <w:sz w:val="22"/>
+        </w:rPr>
+        <w:tab/>
+      </w:r>
+      <w:r>
+        <w:rPr>
+          <w:rFonts w:ascii="Calibri" w:hAnsi="Calibri"/>
+          <w:b w:val="0"/>
+          <w:i w:val="0"/>
+          <w:sz w:val="22"/>
+        </w:rPr>
+        <w:t>github.com/Mickaell22/restoventas-backend</w:t>
+      </w:r>
+    </w:p>
+    <w:p>
+      <w:pPr>
+        <w:tabs>
+          <w:tab w:val="right" w:pos="11030"/>
+        </w:tabs>
+        <w:spacing w:before="0" w:after="0" w:line="240" w:lineRule="exact"/>
+      </w:pPr>
+      <w:r>
+        <w:rPr>
+          <w:rFonts w:ascii="Calibri" w:hAnsi="Calibri"/>
+          <w:b w:val="0"/>
+          <w:i/>
+          <w:sz w:val="22"/>
+        </w:rPr>
+        <w:t>Restaurant sales app with voice-driven ordering</w:t>
+      </w:r>
+      <w:r>
+        <w:rPr>
+          <w:rFonts w:ascii="Calibri" w:hAnsi="Calibri"/>
+          <w:b w:val="0"/>
+          <w:i w:val="0"/>
+          <w:sz w:val="22"/>
+        </w:rPr>
+        <w:tab/>
+      </w:r>
+      <w:r>
+        <w:rPr>
+          <w:rFonts w:ascii="Calibri" w:hAnsi="Calibri"/>
+          <w:b w:val="0"/>
+          <w:i w:val="0"/>
+          <w:sz w:val="22"/>
+        </w:rPr>
+        <w:t>NestJS · TypeORM · React Native · AI</w:t>
+      </w:r>
+    </w:p>
+    <w:p>
+      <w:pPr>
+        <w:pStyle w:val="ListBullet"/>
+        <w:spacing w:before="0" w:after="0" w:line="240" w:lineRule="exact"/>
+        <w:ind w:left="288" w:hanging="216"/>
+      </w:pPr>
+      <w:r>
+        <w:rPr>
+          <w:rFonts w:ascii="Calibri" w:hAnsi="Calibri"/>
+          <w:b w:val="0"/>
+          <w:i w:val="0"/>
+          <w:sz w:val="22"/>
+        </w:rPr>
+        <w:t>Built a NestJS 11 backend with TypeORM and migrations, Passport-JWT authentication with guards, and DTOs validated with class-validator.</w:t>
+      </w:r>
+    </w:p>
+    <w:p>
+      <w:pPr>
+        <w:pStyle w:val="ListBullet"/>
+        <w:spacing w:before="0" w:after="0" w:line="240" w:lineRule="exact"/>
+        <w:ind w:left="288" w:hanging="216"/>
+      </w:pPr>
+      <w:r>
+        <w:rPr>
+          <w:rFonts w:ascii="Calibri" w:hAnsi="Calibri"/>
+          <w:b w:val="0"/>
+          <w:i w:val="0"/>
+          <w:sz w:val="22"/>
+        </w:rPr>
+        <w:t>Developed a React Native + Expo app using Zustand for global state, with audio capture for spoken orders.</w:t>
+      </w:r>
+    </w:p>
+    <w:p>
+      <w:pPr>
+        <w:pStyle w:val="ListBullet"/>
+        <w:spacing w:before="0" w:after="0" w:line="240" w:lineRule="exact"/>
+        <w:ind w:left="288" w:hanging="216"/>
+      </w:pPr>
+      <w:r>
+        <w:rPr>
+          <w:rFonts w:ascii="Calibri" w:hAnsi="Calibri"/>
+          <w:b w:val="0"/>
+          <w:i w:val="0"/>
+          <w:sz w:val="22"/>
+        </w:rPr>
+        <w:t>Implemented natural-language order parsing with an LLM plus speech-to-text, sanitizing the model output against the real product catalog rather than trusting it blindly.</w:t>
+      </w:r>
+    </w:p>
+    <w:p>
+      <w:pPr>
+        <w:tabs>
+          <w:tab w:val="right" w:pos="11030"/>
+        </w:tabs>
+        <w:spacing w:before="120" w:after="0" w:line="240" w:lineRule="exact"/>
+      </w:pPr>
+      <w:r>
+        <w:rPr>
+          <w:rFonts w:ascii="Calibri" w:hAnsi="Calibri"/>
+          <w:b/>
+          <w:i w:val="0"/>
+          <w:sz w:val="22"/>
+        </w:rPr>
         <w:t>MotoVox</w:t>
       </w:r>
       <w:r>
@@ -861,7 +995,7 @@
           <w:i w:val="0"/>
           <w:sz w:val="22"/>
         </w:rPr>
-        <w:t>Flutter · C · WebRTC · FFI</w:t>
+        <w:t>Flutter · Native C · FFI · Sockets</w:t>
       </w:r>
     </w:p>
     <w:p>
@@ -877,7 +1011,7 @@
           <w:i w:val="0"/>
           <w:sz w:val="22"/>
         </w:rPr>
-        <w:t>Integrated native C code with Flutter via FFI for real-time audio processing with no JVM overhead.</w:t>
+        <w:t>Integrated native C code with Flutter via FFI (compiled with the NDK for ARM64) for real-time noise filtering with no JVM overhead.</w:t>
       </w:r>
     </w:p>
     <w:p>
@@ -893,7 +1027,7 @@
           <w:i w:val="0"/>
           <w:sz w:val="22"/>
         </w:rPr>
-        <w:t>Implemented peer-to-peer audio streaming via WebRTC without an intermediary server.</w:t>
+        <w:t>Implemented peer-to-peer audio over local WiFi using raw TCP sockets (tcpNoDelay to minimize latency) and UDP broadcast for room discovery, with no intermediary server.</w:t>
       </w:r>
     </w:p>
     <w:p>
@@ -945,7 +1079,7 @@
           <w:i/>
           <w:sz w:val="22"/>
         </w:rPr>
-        <w:t>Security tool for QR code analysis</w:t>
+        <w:t>Malicious QR code detection engine (thesis)</w:t>
       </w:r>
       <w:r>
         <w:rPr>
@@ -963,7 +1097,7 @@
           <w:i w:val="0"/>
           <w:sz w:val="22"/>
         </w:rPr>
-        <w:t>Python · Chrome Extension</w:t>
+        <w:t>Python · FastAPI · Tests</w:t>
       </w:r>
     </w:p>
     <w:p>
@@ -979,7 +1113,7 @@
           <w:i w:val="0"/>
           <w:sz w:val="22"/>
         </w:rPr>
-        <w:t>Built a Chrome extension that intercepts QR scans and queries a Python API to validate URLs for malicious content.</w:t>
+        <w:t>Built a REST API in FastAPI with a URL heuristics layer to detect quishing, covered by automated tests.</w:t>
       </w:r>
     </w:p>
     <w:p>
@@ -995,7 +1129,7 @@
           <w:i w:val="0"/>
           <w:sz w:val="22"/>
         </w:rPr>
-        <w:t>Developed REST API in Python with domain reputation analysis and phishing detection.</w:t>
+        <w:t>Designed the L1-L5 layered analysis architecture, with domain reputation integrations planned as the next stage.</w:t>
       </w:r>
     </w:p>
     <w:p>
@@ -1138,7 +1272,7 @@
           <w:i w:val="0"/>
           <w:sz w:val="22"/>
         </w:rPr>
-        <w:t>Python, Django, FastAPI, Node.js, Express, C#, Java</w:t>
+        <w:t>Python, Django/DRF, FastAPI, Flask, Node.js, Express, NestJS, C#, Java, PHP</w:t>
       </w:r>
     </w:p>
     <w:p>
@@ -1161,7 +1295,7 @@
           <w:i w:val="0"/>
           <w:sz w:val="22"/>
         </w:rPr>
-        <w:t>React, Next.js, TypeScript, Tailwind CSS, Vite</w:t>
+        <w:t>React, Next.js, TypeScript, Tailwind CSS, Vite, Material UI, Zustand, Redux Toolkit</w:t>
       </w:r>
     </w:p>
     <w:p>
@@ -1184,7 +1318,7 @@
           <w:i w:val="0"/>
           <w:sz w:val="22"/>
         </w:rPr>
-        <w:t>Flutter, Dart, Riverpod, Firebase</w:t>
+        <w:t>Flutter, Dart, Riverpod, React Native, Expo, Kotlin</w:t>
       </w:r>
     </w:p>
     <w:p>
@@ -1207,7 +1341,7 @@
           <w:i w:val="0"/>
           <w:sz w:val="22"/>
         </w:rPr>
-        <w:t>PostgreSQL, SQLAlchemy, Alembic, Firebase Firestore, SQLite</w:t>
+        <w:t>PostgreSQL, SQLAlchemy/Alembic, TypeORM, Prisma, Sequelize, Firebase, SQLite</w:t>
       </w:r>
     </w:p>
     <w:p>
@@ -1221,7 +1355,7 @@
           <w:i w:val="0"/>
           <w:sz w:val="22"/>
         </w:rPr>
-        <w:t xml:space="preserve">Tools: </w:t>
+        <w:t xml:space="preserve">Testing: </w:t>
       </w:r>
       <w:r>
         <w:rPr>
@@ -1230,7 +1364,30 @@
           <w:i w:val="0"/>
           <w:sz w:val="22"/>
         </w:rPr>
-        <w:t>Git, Docker, Linux, VPS (Railway), Cloudinary, Postman</w:t>
+        <w:t>pytest, Jest, Vitest, Testing Library, Supertest, JUnit + Mockito</w:t>
+      </w:r>
+    </w:p>
+    <w:p>
+      <w:pPr>
+        <w:spacing w:before="20" w:after="0" w:line="240" w:lineRule="exact"/>
+      </w:pPr>
+      <w:r>
+        <w:rPr>
+          <w:rFonts w:ascii="Calibri" w:hAnsi="Calibri"/>
+          <w:b/>
+          <w:i w:val="0"/>
+          <w:sz w:val="22"/>
+        </w:rPr>
+        <w:t xml:space="preserve">DevOps: </w:t>
+      </w:r>
+      <w:r>
+        <w:rPr>
+          <w:rFonts w:ascii="Calibri" w:hAnsi="Calibri"/>
+          <w:b w:val="0"/>
+          <w:i w:val="0"/>
+          <w:sz w:val="22"/>
+        </w:rPr>
+        <w:t>Git, Docker (multi-stage), CI/CD with GitHub Actions, Linux, VPS (Railway), nginx</w:t>
       </w:r>
     </w:p>
     <w:p>

--- a/profile/cv_en.docx
+++ b/profile/cv_en.docx
@@ -359,7 +359,7 @@
           <w:i w:val="0"/>
           <w:sz w:val="22"/>
         </w:rPr>
-        <w:t>Implemented university exam simulator (React + FastAPI + PostgreSQL) with role-based access and anti-cheating measures.</w:t>
+        <w:t>Implemented university exam simulator (React + Express 5 + PostgreSQL) with role-based access, anti-cheating measures, and a multi-stage Docker deployment running as a non-root user behind nginx.</w:t>
       </w:r>
     </w:p>
     <w:p>
@@ -375,7 +375,7 @@
           <w:i w:val="0"/>
           <w:sz w:val="22"/>
         </w:rPr>
-        <w:t>Delivered Taller App: workshop management system (Node.js + React) for a freelance client.</w:t>
+        <w:t>Delivered Taller App: workshop management system (Express + Sequelize + PDFKit + React) with 5 Jest + Supertest suites.</w:t>
       </w:r>
     </w:p>
     <w:p>

--- a/profile/cv_en.docx
+++ b/profile/cv_en.docx
@@ -108,7 +108,7 @@
           <w:i w:val="0"/>
           <w:sz w:val="22"/>
         </w:rPr>
-        <w:t>EcuaInventario</w:t>
+        <w:t>Facilito</w:t>
       </w:r>
       <w:r>
         <w:rPr>

--- a/profile/cv_en.docx
+++ b/profile/cv_en.docx
@@ -1215,7 +1215,7 @@
           <w:i w:val="0"/>
           <w:sz w:val="22"/>
         </w:rPr>
-        <w:t>Built aggregation of 7 heterogeneous sources (JSON APIs, RSS, and HTML) normalized into a common schema, with headless Playwright for JS-rendered ones.</w:t>
+        <w:t>Built aggregation of 13 heterogeneous sources (JSON APIs, RSS, and HTML) normalized into a common schema, with headless Playwright for JS-rendered ones.</w:t>
       </w:r>
     </w:p>
     <w:p>
@@ -1231,7 +1231,7 @@
           <w:i w:val="0"/>
           <w:sz w:val="22"/>
         </w:rPr>
-        <w:t>Implemented semantic matching against the candidate profile and LLM text generation; reordering the prompt for prefix caching cut input tokens by ~80%.</w:t>
+        <w:t>Implemented profile matching and LLM text generation; reordering the prompt left 75% of it constant and cacheable as a prefix, with a regression test covering stack extraction.</w:t>
       </w:r>
     </w:p>
     <w:p>

--- a/profile/cv_en.docx
+++ b/profile/cv_en.docx
@@ -14,7 +14,7 @@
           <w:i w:val="0"/>
           <w:sz w:val="32"/>
         </w:rPr>
-        <w:t>Mickael Adrian Moran Vera</w:t>
+        <w:t>Mickaell Moran Vera</w:t>
       </w:r>
     </w:p>
     <w:p>
@@ -580,6 +580,90 @@
           <w:sz w:val="22"/>
         </w:rPr>
         <w:t>GPA: 9.01 / 10  (grading system: 0–10, minimum passing grade: 7)</w:t>
+      </w:r>
+    </w:p>
+    <w:p>
+      <w:pPr>
+        <w:tabs>
+          <w:tab w:val="right" w:pos="11030"/>
+        </w:tabs>
+        <w:spacing w:before="80" w:after="0" w:line="240" w:lineRule="exact"/>
+      </w:pPr>
+      <w:r>
+        <w:rPr>
+          <w:rFonts w:ascii="Calibri" w:hAnsi="Calibri"/>
+          <w:b/>
+          <w:i w:val="0"/>
+          <w:sz w:val="22"/>
+        </w:rPr>
+        <w:t>University of Guayaquil — FCMF</w:t>
+      </w:r>
+      <w:r>
+        <w:rPr>
+          <w:rFonts w:ascii="Calibri" w:hAnsi="Calibri"/>
+          <w:b w:val="0"/>
+          <w:i w:val="0"/>
+          <w:sz w:val="22"/>
+        </w:rPr>
+        <w:tab/>
+      </w:r>
+      <w:r>
+        <w:rPr>
+          <w:rFonts w:ascii="Calibri" w:hAnsi="Calibri"/>
+          <w:b w:val="0"/>
+          <w:i w:val="0"/>
+          <w:sz w:val="22"/>
+        </w:rPr>
+        <w:t>Guayaquil, Ecuador</w:t>
+      </w:r>
+    </w:p>
+    <w:p>
+      <w:pPr>
+        <w:tabs>
+          <w:tab w:val="right" w:pos="11030"/>
+        </w:tabs>
+        <w:spacing w:before="0" w:after="0" w:line="240" w:lineRule="exact"/>
+      </w:pPr>
+      <w:r>
+        <w:rPr>
+          <w:rFonts w:ascii="Calibri" w:hAnsi="Calibri"/>
+          <w:b w:val="0"/>
+          <w:i/>
+          <w:sz w:val="22"/>
+        </w:rPr>
+        <w:t>Tech Lab: Local Web Server with GNU/Linux (40 hours)</w:t>
+      </w:r>
+      <w:r>
+        <w:rPr>
+          <w:rFonts w:ascii="Calibri" w:hAnsi="Calibri"/>
+          <w:b w:val="0"/>
+          <w:i w:val="0"/>
+          <w:sz w:val="22"/>
+        </w:rPr>
+        <w:tab/>
+      </w:r>
+      <w:r>
+        <w:rPr>
+          <w:rFonts w:ascii="Calibri" w:hAnsi="Calibri"/>
+          <w:b w:val="0"/>
+          <w:i w:val="0"/>
+          <w:sz w:val="22"/>
+        </w:rPr>
+        <w:t>Aug. 2026</w:t>
+      </w:r>
+    </w:p>
+    <w:p>
+      <w:pPr>
+        <w:spacing w:before="0" w:after="0" w:line="240" w:lineRule="exact"/>
+      </w:pPr>
+      <w:r>
+        <w:rPr>
+          <w:rFonts w:ascii="Calibri" w:hAnsi="Calibri"/>
+          <w:b w:val="0"/>
+          <w:i w:val="0"/>
+          <w:sz w:val="22"/>
+        </w:rPr>
+        <w:t>Ubuntu Server on a VM, SSH, UFW, permissions and LAMP stack (Apache, PHP, MariaDB)</w:t>
       </w:r>
     </w:p>
     <w:p>
